--- a/outputs_covariate_sensitivity/TableS7_covariate_sensitivity.docx
+++ b/outputs_covariate_sensitivity/TableS7_covariate_sensitivity.docx
@@ -845,7 +845,7 @@
                 <w:szCs w:val="22"/>
                 <w:color w:val="000000"/>
               </w:rPr>
-              <w:t xml:space="preserve">0.282</w:t>
+              <w:t xml:space="preserve">0.278</w:t>
             </w:r>
           </w:p>
         </w:tc>
@@ -899,7 +899,7 @@
                 <w:szCs w:val="22"/>
                 <w:color w:val="000000"/>
               </w:rPr>
-              <w:t xml:space="preserve">0.006**</w:t>
+              <w:t xml:space="preserve">0.004**</w:t>
             </w:r>
           </w:p>
         </w:tc>
@@ -953,7 +953,7 @@
                 <w:szCs w:val="22"/>
                 <w:color w:val="000000"/>
               </w:rPr>
-              <w:t xml:space="preserve">0.083</w:t>
+              <w:t xml:space="preserve">0.092</w:t>
             </w:r>
           </w:p>
         </w:tc>
@@ -1007,7 +1007,7 @@
                 <w:szCs w:val="22"/>
                 <w:color w:val="000000"/>
               </w:rPr>
-              <w:t xml:space="preserve">0.483</w:t>
+              <w:t xml:space="preserve">0.473</w:t>
             </w:r>
           </w:p>
         </w:tc>
@@ -1337,7 +1337,7 @@
                 <w:szCs w:val="22"/>
                 <w:color w:val="000000"/>
               </w:rPr>
-              <w:t xml:space="preserve">0.021</w:t>
+              <w:t xml:space="preserve">0.027</w:t>
             </w:r>
           </w:p>
         </w:tc>
@@ -1391,7 +1391,7 @@
                 <w:szCs w:val="22"/>
                 <w:color w:val="000000"/>
               </w:rPr>
-              <w:t xml:space="preserve">0.789</w:t>
+              <w:t xml:space="preserve">0.730</w:t>
             </w:r>
           </w:p>
         </w:tc>
@@ -1445,7 +1445,7 @@
                 <w:szCs w:val="22"/>
                 <w:color w:val="000000"/>
               </w:rPr>
-              <w:t xml:space="preserve">-0.135</w:t>
+              <w:t xml:space="preserve">-0.126</w:t>
             </w:r>
           </w:p>
         </w:tc>
@@ -1499,7 +1499,7 @@
                 <w:szCs w:val="22"/>
                 <w:color w:val="000000"/>
               </w:rPr>
-              <w:t xml:space="preserve">0.172</w:t>
+              <w:t xml:space="preserve">0.175</w:t>
             </w:r>
           </w:p>
         </w:tc>
@@ -1829,7 +1829,7 @@
                 <w:szCs w:val="22"/>
                 <w:color w:val="000000"/>
               </w:rPr>
-              <w:t xml:space="preserve">-0.432</w:t>
+              <w:t xml:space="preserve">-0.441</w:t>
             </w:r>
           </w:p>
         </w:tc>
@@ -1937,7 +1937,7 @@
                 <w:szCs w:val="22"/>
                 <w:color w:val="000000"/>
               </w:rPr>
-              <w:t xml:space="preserve">-0.579</w:t>
+              <w:t xml:space="preserve">-0.582</w:t>
             </w:r>
           </w:p>
         </w:tc>
@@ -1991,7 +1991,7 @@
                 <w:szCs w:val="22"/>
                 <w:color w:val="000000"/>
               </w:rPr>
-              <w:t xml:space="preserve">-0.299</w:t>
+              <w:t xml:space="preserve">-0.318</w:t>
             </w:r>
           </w:p>
         </w:tc>
@@ -2321,7 +2321,7 @@
                 <w:szCs w:val="22"/>
                 <w:color w:val="000000"/>
               </w:rPr>
-              <w:t xml:space="preserve">-0.013</w:t>
+              <w:t xml:space="preserve">-0.001</w:t>
             </w:r>
           </w:p>
         </w:tc>
@@ -2375,7 +2375,7 @@
                 <w:szCs w:val="22"/>
                 <w:color w:val="000000"/>
               </w:rPr>
-              <w:t xml:space="preserve">0.878</w:t>
+              <w:t xml:space="preserve">0.992</w:t>
             </w:r>
           </w:p>
         </w:tc>
@@ -2429,7 +2429,7 @@
                 <w:szCs w:val="22"/>
                 <w:color w:val="000000"/>
               </w:rPr>
-              <w:t xml:space="preserve">-0.174</w:t>
+              <w:t xml:space="preserve">-0.153</w:t>
             </w:r>
           </w:p>
         </w:tc>
@@ -2483,7 +2483,7 @@
                 <w:szCs w:val="22"/>
                 <w:color w:val="000000"/>
               </w:rPr>
-              <w:t xml:space="preserve">0.156</w:t>
+              <w:t xml:space="preserve">0.167</w:t>
             </w:r>
           </w:p>
         </w:tc>
@@ -2813,7 +2813,7 @@
                 <w:szCs w:val="22"/>
                 <w:color w:val="000000"/>
               </w:rPr>
-              <w:t xml:space="preserve">0.248</w:t>
+              <w:t xml:space="preserve">0.239</w:t>
             </w:r>
           </w:p>
         </w:tc>
@@ -2867,7 +2867,7 @@
                 <w:szCs w:val="22"/>
                 <w:color w:val="000000"/>
               </w:rPr>
-              <w:t xml:space="preserve">0.004**</w:t>
+              <w:t xml:space="preserve">0.005**</w:t>
             </w:r>
           </w:p>
         </w:tc>
@@ -2921,7 +2921,7 @@
                 <w:szCs w:val="22"/>
                 <w:color w:val="000000"/>
               </w:rPr>
-              <w:t xml:space="preserve">0.075</w:t>
+              <w:t xml:space="preserve">0.073</w:t>
             </w:r>
           </w:p>
         </w:tc>
@@ -2975,7 +2975,7 @@
                 <w:szCs w:val="22"/>
                 <w:color w:val="000000"/>
               </w:rPr>
-              <w:t xml:space="preserve">0.417</w:t>
+              <w:t xml:space="preserve">0.404</w:t>
             </w:r>
           </w:p>
         </w:tc>
@@ -3467,7 +3467,7 @@
                 <w:szCs w:val="22"/>
                 <w:color w:val="000000"/>
               </w:rPr>
-              <w:t xml:space="preserve">-0.103</w:t>
+              <w:t xml:space="preserve">-0.104</w:t>
             </w:r>
           </w:p>
         </w:tc>
@@ -3797,7 +3797,7 @@
                 <w:szCs w:val="22"/>
                 <w:color w:val="000000"/>
               </w:rPr>
-              <w:t xml:space="preserve">-0.122</w:t>
+              <w:t xml:space="preserve">-0.123</w:t>
             </w:r>
           </w:p>
         </w:tc>
@@ -3851,7 +3851,7 @@
                 <w:szCs w:val="22"/>
                 <w:color w:val="000000"/>
               </w:rPr>
-              <w:t xml:space="preserve">0.015*</w:t>
+              <w:t xml:space="preserve">0.013*</w:t>
             </w:r>
           </w:p>
         </w:tc>
@@ -3959,7 +3959,7 @@
                 <w:szCs w:val="22"/>
                 <w:color w:val="000000"/>
               </w:rPr>
-              <w:t xml:space="preserve">-0.033</w:t>
+              <w:t xml:space="preserve">-0.037</w:t>
             </w:r>
           </w:p>
         </w:tc>
@@ -4289,7 +4289,7 @@
                 <w:szCs w:val="22"/>
                 <w:color w:val="000000"/>
               </w:rPr>
-              <w:t xml:space="preserve">-0.009</w:t>
+              <w:t xml:space="preserve">-0.012</w:t>
             </w:r>
           </w:p>
         </w:tc>
@@ -4343,7 +4343,7 @@
                 <w:szCs w:val="22"/>
                 <w:color w:val="000000"/>
               </w:rPr>
-              <w:t xml:space="preserve">0.790</w:t>
+              <w:t xml:space="preserve">0.732</w:t>
             </w:r>
           </w:p>
         </w:tc>
@@ -4397,7 +4397,7 @@
                 <w:szCs w:val="22"/>
                 <w:color w:val="000000"/>
               </w:rPr>
-              <w:t xml:space="preserve">-0.077</w:t>
+              <w:t xml:space="preserve">-0.080</w:t>
             </w:r>
           </w:p>
         </w:tc>
@@ -4451,7 +4451,7 @@
                 <w:szCs w:val="22"/>
                 <w:color w:val="000000"/>
               </w:rPr>
-              <w:t xml:space="preserve">0.060</w:t>
+              <w:t xml:space="preserve">0.056</w:t>
             </w:r>
           </w:p>
         </w:tc>
@@ -4781,7 +4781,7 @@
                 <w:szCs w:val="22"/>
                 <w:color w:val="000000"/>
               </w:rPr>
-              <w:t xml:space="preserve">-0.135</w:t>
+              <w:t xml:space="preserve">-0.124</w:t>
             </w:r>
           </w:p>
         </w:tc>
@@ -4835,7 +4835,7 @@
                 <w:szCs w:val="22"/>
                 <w:color w:val="000000"/>
               </w:rPr>
-              <w:t xml:space="preserve">0.137</w:t>
+              <w:t xml:space="preserve">0.159</w:t>
             </w:r>
           </w:p>
         </w:tc>
@@ -4889,7 +4889,7 @@
                 <w:szCs w:val="22"/>
                 <w:color w:val="000000"/>
               </w:rPr>
-              <w:t xml:space="preserve">-0.314</w:t>
+              <w:t xml:space="preserve">-0.296</w:t>
             </w:r>
           </w:p>
         </w:tc>
@@ -4943,7 +4943,7 @@
                 <w:szCs w:val="22"/>
                 <w:color w:val="000000"/>
               </w:rPr>
-              <w:t xml:space="preserve">0.043</w:t>
+              <w:t xml:space="preserve">0.050</w:t>
             </w:r>
           </w:p>
         </w:tc>
@@ -5273,7 +5273,7 @@
                 <w:szCs w:val="22"/>
                 <w:color w:val="000000"/>
               </w:rPr>
-              <w:t xml:space="preserve">0.239</w:t>
+              <w:t xml:space="preserve">0.228</w:t>
             </w:r>
           </w:p>
         </w:tc>
@@ -5327,7 +5327,7 @@
                 <w:szCs w:val="22"/>
                 <w:color w:val="000000"/>
               </w:rPr>
-              <w:t xml:space="preserve">0.013*</w:t>
+              <w:t xml:space="preserve">0.015*</w:t>
             </w:r>
           </w:p>
         </w:tc>
@@ -5381,7 +5381,7 @@
                 <w:szCs w:val="22"/>
                 <w:color w:val="000000"/>
               </w:rPr>
-              <w:t xml:space="preserve">0.050</w:t>
+              <w:t xml:space="preserve">0.040</w:t>
             </w:r>
           </w:p>
         </w:tc>
@@ -5435,7 +5435,7 @@
                 <w:szCs w:val="22"/>
                 <w:color w:val="000000"/>
               </w:rPr>
-              <w:t xml:space="preserve">0.425</w:t>
+              <w:t xml:space="preserve">0.411</w:t>
             </w:r>
           </w:p>
         </w:tc>
